--- a/docs/requirements/Honcho_Requirements.docx
+++ b/docs/requirements/Honcho_Requirements.docx
@@ -1838,7 +1838,7 @@
                 <w:sz w:val="19"/>
                 <w:szCs w:val="19"/>
               </w:rPr>
-              <w:t xml:space="preserve">Connections and Coffee Report built on the Mac, not deployed; alerts, connector, chat and changes planned; two-tier split awaiting sign-off</w:t>
+              <w:t xml:space="preserve">Connections and Coffee Report built and on staging (daily report running); alerts, connector, chat and changes planned; two-tier split awaiting sign-off</w:t>
             </w:r>
           </w:p>
         </w:tc>
@@ -2323,13 +2323,13 @@
           <w:b/>
           <w:bCs/>
         </w:rPr>
-        <w:t xml:space="preserve">Deploy what's waiting</w:t>
-      </w:r>
-      <w:r>
-        <w:rPr>
-          <w:rFonts w:ascii="Calibri" w:cs="Calibri" w:eastAsia="Calibri" w:hAnsi="Calibri"/>
-        </w:rPr>
-        <w:t xml:space="preserve"> to staging (everything since the last deploy: AI phases 0 and 1, Help pages, guides, side menu and library fixes), with its migrations and settings. Always asked first.</w:t>
+        <w:t xml:space="preserve">Deploy what's waiting:</w:t>
+      </w:r>
+      <w:r>
+        <w:rPr>
+          <w:rFonts w:ascii="Calibri" w:cs="Calibri" w:eastAsia="Calibri" w:hAnsi="Calibri"/>
+        </w:rPr>
+        <w:t xml:space="preserve"> done 30 Oct 2026 (AI phases 0 and 1, the Coffee Report with its scheduler, Help pages, guides, side menu and library fixes).</w:t>
       </w:r>
     </w:p>
     <w:p>
@@ -29795,7 +29795,7 @@
         <w:rPr>
           <w:rFonts w:ascii="Calibri" w:cs="Calibri" w:eastAsia="Calibri" w:hAnsi="Calibri"/>
         </w:rPr>
-        <w:t xml:space="preserve">Everything marked Built is on the Mac only (built 29-30 Oct 2026), not yet deployed to staging.</w:t>
+        <w:t xml:space="preserve">Everything marked Built was built 29-30 Oct 2026 and deployed to staging on 30 Oct 2026 (Help-linked guides and Sports included).</w:t>
       </w:r>
     </w:p>
     <w:p>
@@ -32064,7 +32064,7 @@
                 <w:sz w:val="19"/>
                 <w:szCs w:val="19"/>
               </w:rPr>
-              <w:t xml:space="preserve">Built 29 Oct 2026 (Mac). Staging needs the key, the mail sender settings and the scheduler line</w:t>
+              <w:t xml:space="preserve">Built 29 Oct 2026; running on staging since 30 Oct 2026 (first scheduled report sent that day)</w:t>
             </w:r>
           </w:p>
         </w:tc>
@@ -32995,7 +32995,23 @@
         <w:rPr>
           <w:rFonts w:ascii="Calibri" w:cs="Calibri" w:eastAsia="Calibri" w:hAnsi="Calibri"/>
         </w:rPr>
-        <w:t xml:space="preserve">Not deployed yet; until an Anthropic API key is entered, reports go out as plain facts.</w:t>
+        <w:t xml:space="preserve">Until an Anthropic API key is entered (on staging and the Mac), reports go out as plain facts.</w:t>
+      </w:r>
+    </w:p>
+    <w:p>
+      <w:pPr>
+        <w:pStyle w:val="ListParagraph"/>
+        <w:numPr>
+          <w:ilvl w:val="0"/>
+          <w:numId w:val="3"/>
+        </w:numPr>
+        <w:spacing w:after="100"/>
+      </w:pPr>
+      <w:r>
+        <w:rPr>
+          <w:rFonts w:ascii="Calibri" w:cs="Calibri" w:eastAsia="Calibri" w:hAnsi="Calibri"/>
+        </w:rPr>
+        <w:t xml:space="preserve">National's Telegram delivery on staging is off until the bot token is pasted on the staging settings page (a token encrypted on one server can't be read on another).</w:t>
       </w:r>
     </w:p>
     <w:p>
@@ -52126,7 +52142,98 @@
         <w:rPr>
           <w:rFonts w:ascii="Calibri" w:cs="Calibri" w:eastAsia="Calibri" w:hAnsi="Calibri"/>
         </w:rPr>
-        <w:t xml:space="preserve">; still to do on servers: MAIL_FROM_EMAIL, COFFEE_CRON_KEY and the crontab line). Scheduled job: for each scope due, run its sections' scripts, pass the results to that scope's AI connection to assemble the report, and send it through Brevo; with no connection or at the limit, send the plain numbers. Keep each sent report (archive page per scope), log failures and email the scope's admins when a report can't be sent.</w:t>
+        <w:t xml:space="preserve">; on staging since 2026-10-30: MAIL_FROM_*, COFFEE_CRON_KEY, the new Brevo key, </w:t>
+      </w:r>
+      <w:r>
+        <w:rPr>
+          <w:rFonts w:ascii="Consolas" w:cs="Consolas" w:eastAsia="Consolas" w:hAnsi="Consolas"/>
+          <w:color w:val="B02020"/>
+          <w:sz w:val="20"/>
+          <w:szCs w:val="20"/>
+        </w:rPr>
+        <w:t xml:space="preserve">WHATENV=prod</w:t>
+      </w:r>
+      <w:r>
+        <w:rPr>
+          <w:rFonts w:ascii="Calibri" w:cs="Calibri" w:eastAsia="Calibri" w:hAnsi="Calibri"/>
+        </w:rPr>
+        <w:t xml:space="preserve"> in </w:t>
+      </w:r>
+      <w:r>
+        <w:rPr>
+          <w:rFonts w:ascii="Consolas" w:cs="Consolas" w:eastAsia="Consolas" w:hAnsi="Consolas"/>
+          <w:color w:val="B02020"/>
+          <w:sz w:val="20"/>
+          <w:szCs w:val="20"/>
+        </w:rPr>
+        <w:t xml:space="preserve">~/stack/staging.env</w:t>
+      </w:r>
+      <w:r>
+        <w:rPr>
+          <w:rFonts w:ascii="Calibri" w:cs="Calibri" w:eastAsia="Calibri" w:hAnsi="Calibri"/>
+        </w:rPr>
+        <w:t xml:space="preserve"> (old file kept as </w:t>
+      </w:r>
+      <w:r>
+        <w:rPr>
+          <w:rFonts w:ascii="Consolas" w:cs="Consolas" w:eastAsia="Consolas" w:hAnsi="Consolas"/>
+          <w:color w:val="B02020"/>
+          <w:sz w:val="20"/>
+          <w:szCs w:val="20"/>
+        </w:rPr>
+        <w:t xml:space="preserve">staging.env.bak-2026-10-30</w:t>
+      </w:r>
+      <w:r>
+        <w:rPr>
+          <w:rFonts w:ascii="Calibri" w:cs="Calibri" w:eastAsia="Calibri" w:hAnsi="Calibri"/>
+        </w:rPr>
+        <w:t xml:space="preserve">), crontab every 15 minutes; first scheduled report sent to Eric and David that day). Scheduled job: for each scope due, run its sections' scripts, pass the results to that scope's AI connection to assemble the report, and send it through Brevo; with no connection or at the limit, send the plain numbers. Keep each sent report (archive page per scope), log failures and email the scope's admins when a report can't be sent.</w:t>
+      </w:r>
+    </w:p>
+    <w:p>
+      <w:pPr>
+        <w:pStyle w:val="ListParagraph"/>
+        <w:numPr>
+          <w:ilvl w:val="0"/>
+          <w:numId w:val="3"/>
+        </w:numPr>
+        <w:spacing w:after="100"/>
+      </w:pPr>
+      <w:r>
+        <w:rPr>
+          <w:rFonts w:ascii="Calibri" w:cs="Calibri" w:eastAsia="Calibri" w:hAnsi="Calibri"/>
+        </w:rPr>
+        <w:t xml:space="preserve">☐ </w:t>
+      </w:r>
+      <w:r>
+        <w:rPr>
+          <w:rFonts w:ascii="Calibri" w:cs="Calibri" w:eastAsia="Calibri" w:hAnsi="Calibri"/>
+          <w:b/>
+          <w:bCs/>
+        </w:rPr>
+        <w:t xml:space="preserve">Staging Telegram:</w:t>
+      </w:r>
+      <w:r>
+        <w:rPr>
+          <w:rFonts w:ascii="Calibri" w:cs="Calibri" w:eastAsia="Calibri" w:hAnsi="Calibri"/>
+        </w:rPr>
+        <w:t xml:space="preserve"> paste National's bot token on the staging Coffee Report settings page and tick Send to Telegram (tokens encrypted on the Mac can't be read on staging).</w:t>
+      </w:r>
+    </w:p>
+    <w:p>
+      <w:pPr>
+        <w:pStyle w:val="ListParagraph"/>
+        <w:numPr>
+          <w:ilvl w:val="0"/>
+          <w:numId w:val="3"/>
+        </w:numPr>
+        <w:spacing w:after="100"/>
+      </w:pPr>
+      <w:r>
+        <w:rPr>
+          <w:rFonts w:ascii="Calibri" w:cs="Calibri" w:eastAsia="Calibri" w:hAnsi="Calibri"/>
+        </w:rPr>
+        <w:t xml:space="preserve">☐ Add an Anthropic API key (Haiku is cheapest) on staging's AI Connections so reports are AI-written.</w:t>
       </w:r>
     </w:p>
     <w:p>

--- a/docs/requirements/Honcho_Requirements.docx
+++ b/docs/requirements/Honcho_Requirements.docx
@@ -31536,6 +31536,24 @@
                 <w:sz w:val="19"/>
                 <w:szCs w:val="19"/>
               </w:rPr>
+              <w:t xml:space="preserve">Markets</w:t>
+            </w:r>
+            <w:r>
+              <w:rPr>
+                <w:rFonts w:ascii="Calibri" w:cs="Calibri" w:eastAsia="Calibri" w:hAnsi="Calibri"/>
+                <w:sz w:val="19"/>
+                <w:szCs w:val="19"/>
+              </w:rPr>
+              <w:t xml:space="preserve"> (the previous trading day's close and change for listed ticker symbols, including indices, crypto, gold and oil futures; WTI crude, Prime Rate and 30-year mortgage from FRED with a free key; exchange rates from US dollars), </w:t>
+            </w:r>
+            <w:r>
+              <w:rPr>
+                <w:rFonts w:ascii="Calibri" w:cs="Calibri" w:eastAsia="Calibri" w:hAnsi="Calibri"/>
+                <w:b/>
+                <w:bCs/>
+                <w:sz w:val="19"/>
+                <w:szCs w:val="19"/>
+              </w:rPr>
               <w:t xml:space="preserve">Sports</w:t>
             </w:r>
             <w:r>
@@ -31569,7 +31587,7 @@
                 <w:sz w:val="19"/>
                 <w:szCs w:val="19"/>
               </w:rPr>
-              <w:t xml:space="preserve">Built 29 Oct 2026; Sports 30 Oct 2026</w:t>
+              <w:t xml:space="preserve">Built 29 Oct 2026; Sports and Markets 30 Oct 2026</w:t>
             </w:r>
           </w:p>
         </w:tc>
@@ -33012,6 +33030,22 @@
           <w:rFonts w:ascii="Calibri" w:cs="Calibri" w:eastAsia="Calibri" w:hAnsi="Calibri"/>
         </w:rPr>
         <w:t xml:space="preserve">National's Telegram delivery on staging is off until the bot token is pasted on the staging settings page (a token encrypted on one server can't be read on another).</w:t>
+      </w:r>
+    </w:p>
+    <w:p>
+      <w:pPr>
+        <w:pStyle w:val="ListParagraph"/>
+        <w:numPr>
+          <w:ilvl w:val="0"/>
+          <w:numId w:val="3"/>
+        </w:numPr>
+        <w:spacing w:after="100"/>
+      </w:pPr>
+      <w:r>
+        <w:rPr>
+          <w:rFonts w:ascii="Calibri" w:cs="Calibri" w:eastAsia="Calibri" w:hAnsi="Calibri"/>
+        </w:rPr>
+        <w:t xml:space="preserve">Stock prices come from Yahoo Finance's free but unofficial feed, which, like ESPN's, can change without notice and has no published terms for commercial use. For clients, offer a licensed provider (several have free tiers with a key).</w:t>
       </w:r>
     </w:p>
     <w:p>

--- a/docs/requirements/Honcho_Requirements.docx
+++ b/docs/requirements/Honcho_Requirements.docx
@@ -31500,15 +31500,15 @@
                 <w:sz w:val="19"/>
                 <w:szCs w:val="19"/>
               </w:rPr>
-              <w:t xml:space="preserve">News</w:t>
-            </w:r>
-            <w:r>
-              <w:rPr>
-                <w:rFonts w:ascii="Calibri" w:cs="Calibri" w:eastAsia="Calibri" w:hAnsi="Calibri"/>
-                <w:sz w:val="19"/>
-                <w:szCs w:val="19"/>
-              </w:rPr>
-              <w:t xml:space="preserve"> (topics, hours back, most headlines), </w:t>
+              <w:t xml:space="preserve">Markets</w:t>
+            </w:r>
+            <w:r>
+              <w:rPr>
+                <w:rFonts w:ascii="Calibri" w:cs="Calibri" w:eastAsia="Calibri" w:hAnsi="Calibri"/>
+                <w:sz w:val="19"/>
+                <w:szCs w:val="19"/>
+              </w:rPr>
+              <w:t xml:space="preserve"> (the previous trading day's close and change for listed ticker symbols, including indices, crypto, gold and oil futures; WTI crude, Prime Rate and 30-year mortgage from FRED with a free key; exchange rates from US dollars), </w:t>
             </w:r>
             <w:r>
               <w:rPr>
@@ -31518,15 +31518,15 @@
                 <w:sz w:val="19"/>
                 <w:szCs w:val="19"/>
               </w:rPr>
-              <w:t xml:space="preserve">YouTube channels</w:t>
-            </w:r>
-            <w:r>
-              <w:rPr>
-                <w:rFonts w:ascii="Calibri" w:cs="Calibri" w:eastAsia="Calibri" w:hAnsi="Calibri"/>
-                <w:sz w:val="19"/>
-                <w:szCs w:val="19"/>
-              </w:rPr>
-              <w:t xml:space="preserve"> (new videos), </w:t>
+              <w:t xml:space="preserve">News</w:t>
+            </w:r>
+            <w:r>
+              <w:rPr>
+                <w:rFonts w:ascii="Calibri" w:cs="Calibri" w:eastAsia="Calibri" w:hAnsi="Calibri"/>
+                <w:sz w:val="19"/>
+                <w:szCs w:val="19"/>
+              </w:rPr>
+              <w:t xml:space="preserve"> (topics, hours back, most headlines), </w:t>
             </w:r>
             <w:r>
               <w:rPr>
@@ -31536,15 +31536,15 @@
                 <w:sz w:val="19"/>
                 <w:szCs w:val="19"/>
               </w:rPr>
-              <w:t xml:space="preserve">Markets</w:t>
-            </w:r>
-            <w:r>
-              <w:rPr>
-                <w:rFonts w:ascii="Calibri" w:cs="Calibri" w:eastAsia="Calibri" w:hAnsi="Calibri"/>
-                <w:sz w:val="19"/>
-                <w:szCs w:val="19"/>
-              </w:rPr>
-              <w:t xml:space="preserve"> (the previous trading day's close and change for listed ticker symbols, including indices, crypto, gold and oil futures; WTI crude, Prime Rate and 30-year mortgage from FRED with a free key; exchange rates from US dollars), </w:t>
+              <w:t xml:space="preserve">YouTube channels</w:t>
+            </w:r>
+            <w:r>
+              <w:rPr>
+                <w:rFonts w:ascii="Calibri" w:cs="Calibri" w:eastAsia="Calibri" w:hAnsi="Calibri"/>
+                <w:sz w:val="19"/>
+                <w:szCs w:val="19"/>
+              </w:rPr>
+              <w:t xml:space="preserve"> (new videos), </w:t>
             </w:r>
             <w:r>
               <w:rPr>
@@ -52222,6 +52222,112 @@
           <w:rFonts w:ascii="Calibri" w:cs="Calibri" w:eastAsia="Calibri" w:hAnsi="Calibri"/>
         </w:rPr>
         <w:t xml:space="preserve">), crontab every 15 minutes; first scheduled report sent to Eric and David that day). Scheduled job: for each scope due, run its sections' scripts, pass the results to that scope's AI connection to assemble the report, and send it through Brevo; with no connection or at the limit, send the plain numbers. Keep each sent report (archive page per scope), log failures and email the scope's admins when a report can't be sent.</w:t>
+      </w:r>
+    </w:p>
+    <w:p>
+      <w:pPr>
+        <w:pStyle w:val="ListParagraph"/>
+        <w:numPr>
+          <w:ilvl w:val="0"/>
+          <w:numId w:val="3"/>
+        </w:numPr>
+        <w:spacing w:after="100"/>
+      </w:pPr>
+      <w:r>
+        <w:rPr>
+          <w:rFonts w:ascii="Calibri" w:cs="Calibri" w:eastAsia="Calibri" w:hAnsi="Calibri"/>
+        </w:rPr>
+        <w:t xml:space="preserve">☑ </w:t>
+      </w:r>
+      <w:r>
+        <w:rPr>
+          <w:rFonts w:ascii="Calibri" w:cs="Calibri" w:eastAsia="Calibri" w:hAnsi="Calibri"/>
+          <w:b/>
+          <w:bCs/>
+        </w:rPr>
+        <w:t xml:space="preserve">Markets section</w:t>
+      </w:r>
+      <w:r>
+        <w:rPr>
+          <w:rFonts w:ascii="Calibri" w:cs="Calibri" w:eastAsia="Calibri" w:hAnsi="Calibri"/>
+        </w:rPr>
+        <w:t xml:space="preserve"> (owner, 2026-10-30): ticker symbols' previous close and change (Yahoo Finance spark feed, no key, unofficial), WTI / Prime / 30-year mortgage (FRED official API, free </w:t>
+      </w:r>
+      <w:r>
+        <w:rPr>
+          <w:rFonts w:ascii="Consolas" w:cs="Consolas" w:eastAsia="Consolas" w:hAnsi="Consolas"/>
+          <w:color w:val="B02020"/>
+          <w:sz w:val="20"/>
+          <w:szCs w:val="20"/>
+        </w:rPr>
+        <w:t xml:space="preserve">FRED_API_KEY</w:t>
+      </w:r>
+      <w:r>
+        <w:rPr>
+          <w:rFonts w:ascii="Calibri" w:cs="Calibri" w:eastAsia="Calibri" w:hAnsi="Calibri"/>
+        </w:rPr>
+        <w:t xml:space="preserve">), exchange rates (open.er-api.com). Mac only until the next deploy.</w:t>
+      </w:r>
+    </w:p>
+    <w:p>
+      <w:pPr>
+        <w:pStyle w:val="ListParagraph"/>
+        <w:numPr>
+          <w:ilvl w:val="0"/>
+          <w:numId w:val="3"/>
+        </w:numPr>
+        <w:spacing w:after="100"/>
+      </w:pPr>
+      <w:r>
+        <w:rPr>
+          <w:rFonts w:ascii="Calibri" w:cs="Calibri" w:eastAsia="Calibri" w:hAnsi="Calibri"/>
+        </w:rPr>
+        <w:t xml:space="preserve">☐ Eric: get a free FRED API key (fred.stlouisfed.org, My Account &gt; API Keys) and put it in </w:t>
+      </w:r>
+      <w:r>
+        <w:rPr>
+          <w:rFonts w:ascii="Consolas" w:cs="Consolas" w:eastAsia="Consolas" w:hAnsi="Consolas"/>
+          <w:color w:val="B02020"/>
+          <w:sz w:val="20"/>
+          <w:szCs w:val="20"/>
+        </w:rPr>
+        <w:t xml:space="preserve">.env</w:t>
+      </w:r>
+      <w:r>
+        <w:rPr>
+          <w:rFonts w:ascii="Calibri" w:cs="Calibri" w:eastAsia="Calibri" w:hAnsi="Calibri"/>
+        </w:rPr>
+        <w:t xml:space="preserve"> on the Mac and </w:t>
+      </w:r>
+      <w:r>
+        <w:rPr>
+          <w:rFonts w:ascii="Consolas" w:cs="Consolas" w:eastAsia="Consolas" w:hAnsi="Consolas"/>
+          <w:color w:val="B02020"/>
+          <w:sz w:val="20"/>
+          <w:szCs w:val="20"/>
+        </w:rPr>
+        <w:t xml:space="preserve">~/stack/staging.env</w:t>
+      </w:r>
+      <w:r>
+        <w:rPr>
+          <w:rFonts w:ascii="Calibri" w:cs="Calibri" w:eastAsia="Calibri" w:hAnsi="Calibri"/>
+        </w:rPr>
+        <w:t xml:space="preserve"> as </w:t>
+      </w:r>
+      <w:r>
+        <w:rPr>
+          <w:rFonts w:ascii="Consolas" w:cs="Consolas" w:eastAsia="Consolas" w:hAnsi="Consolas"/>
+          <w:color w:val="B02020"/>
+          <w:sz w:val="20"/>
+          <w:szCs w:val="20"/>
+        </w:rPr>
+        <w:t xml:space="preserve">FRED_API_KEY</w:t>
+      </w:r>
+      <w:r>
+        <w:rPr>
+          <w:rFonts w:ascii="Calibri" w:cs="Calibri" w:eastAsia="Calibri" w:hAnsi="Calibri"/>
+        </w:rPr>
+        <w:t xml:space="preserve">.</w:t>
       </w:r>
     </w:p>
     <w:p>

--- a/docs/requirements/Honcho_Requirements.docx
+++ b/docs/requirements/Honcho_Requirements.docx
@@ -19825,32 +19825,32 @@
                 <w:sz w:val="19"/>
                 <w:szCs w:val="19"/>
               </w:rPr>
-              <w:t xml:space="preserve"> whether the front address shows the public website or the login; whether members may post sticky notes; minimum password length; new members must change their password; what chapters without their own AI connection get.</w:t>
-            </w:r>
-          </w:p>
-        </w:tc>
-        <w:tc>
-          <w:tcPr>
-            <w:tcW w:type="dxa" w:w="3120"/>
-            <w:shd w:fill="FFFFFF" w:val="clear"/>
-            <w:tcMar>
-              <w:top w:type="dxa" w:w="100"/>
-              <w:left w:type="dxa" w:w="120"/>
-              <w:bottom w:type="dxa" w:w="100"/>
-              <w:right w:type="dxa" w:w="120"/>
-            </w:tcMar>
-          </w:tcPr>
-          <w:p>
-            <w:pPr>
-              <w:spacing w:after="0"/>
-            </w:pPr>
-            <w:r>
-              <w:rPr>
-                <w:rFonts w:ascii="Calibri" w:cs="Calibri" w:eastAsia="Calibri" w:hAnsi="Calibri"/>
-                <w:sz w:val="19"/>
-                <w:szCs w:val="19"/>
-              </w:rPr>
-              <w:t xml:space="preserve">Built 22 Oct 2026 (AI setting 29 Oct)</w:t>
+              <w:t xml:space="preserve"> whether the front address shows the public website or the login; whether members may post sticky notes; minimum password length; new members must change their password; what chapters without their own AI connection get; whether members can have their own Coffee Report.</w:t>
+            </w:r>
+          </w:p>
+        </w:tc>
+        <w:tc>
+          <w:tcPr>
+            <w:tcW w:type="dxa" w:w="3120"/>
+            <w:shd w:fill="FFFFFF" w:val="clear"/>
+            <w:tcMar>
+              <w:top w:type="dxa" w:w="100"/>
+              <w:left w:type="dxa" w:w="120"/>
+              <w:bottom w:type="dxa" w:w="100"/>
+              <w:right w:type="dxa" w:w="120"/>
+            </w:tcMar>
+          </w:tcPr>
+          <w:p>
+            <w:pPr>
+              <w:spacing w:after="0"/>
+            </w:pPr>
+            <w:r>
+              <w:rPr>
+                <w:rFonts w:ascii="Calibri" w:cs="Calibri" w:eastAsia="Calibri" w:hAnsi="Calibri"/>
+                <w:sz w:val="19"/>
+                <w:szCs w:val="19"/>
+              </w:rPr>
+              <w:t xml:space="preserve">Built 22 Oct 2026 (AI setting 29 Oct, member Coffee Reports 30 Oct)</w:t>
             </w:r>
           </w:p>
         </w:tc>
@@ -29716,7 +29716,61 @@
                 <w:sz w:val="19"/>
                 <w:szCs w:val="19"/>
               </w:rPr>
-              <w:t xml:space="preserve">Optionally set up their chapter's own AI connection; set up and receive their chapter's report</w:t>
+              <w:t xml:space="preserve">Optionally set up their chapter's own AI connection; set up and receive their chapter's report; post their chapter's bulletins</w:t>
+            </w:r>
+          </w:p>
+        </w:tc>
+      </w:tr>
+      <w:tr>
+        <w:tc>
+          <w:tcPr>
+            <w:tcW w:type="dxa" w:w="4680"/>
+            <w:shd w:fill="F7F9FA" w:val="clear"/>
+            <w:tcMar>
+              <w:top w:type="dxa" w:w="100"/>
+              <w:left w:type="dxa" w:w="120"/>
+              <w:bottom w:type="dxa" w:w="100"/>
+              <w:right w:type="dxa" w:w="120"/>
+            </w:tcMar>
+          </w:tcPr>
+          <w:p>
+            <w:pPr>
+              <w:spacing w:after="0"/>
+            </w:pPr>
+            <w:r>
+              <w:rPr>
+                <w:rFonts w:ascii="Calibri" w:cs="Calibri" w:eastAsia="Calibri" w:hAnsi="Calibri"/>
+                <w:b/>
+                <w:bCs/>
+                <w:sz w:val="19"/>
+                <w:szCs w:val="19"/>
+              </w:rPr>
+              <w:t xml:space="preserve">Current members</w:t>
+            </w:r>
+          </w:p>
+        </w:tc>
+        <w:tc>
+          <w:tcPr>
+            <w:tcW w:type="dxa" w:w="4680"/>
+            <w:shd w:fill="F7F9FA" w:val="clear"/>
+            <w:tcMar>
+              <w:top w:type="dxa" w:w="100"/>
+              <w:left w:type="dxa" w:w="120"/>
+              <w:bottom w:type="dxa" w:w="100"/>
+              <w:right w:type="dxa" w:w="120"/>
+            </w:tcMar>
+          </w:tcPr>
+          <w:p>
+            <w:pPr>
+              <w:spacing w:after="0"/>
+            </w:pPr>
+            <w:r>
+              <w:rPr>
+                <w:rFonts w:ascii="Calibri" w:cs="Calibri" w:eastAsia="Calibri" w:hAnsi="Calibri"/>
+                <w:sz w:val="19"/>
+                <w:szCs w:val="19"/>
+              </w:rPr>
+              <w:t xml:space="preserve">Set up and receive their own Coffee Report, when the organization offers it</w:t>
             </w:r>
           </w:p>
         </w:tc>
@@ -32340,7 +32394,7 @@
         <w:spacing w:before="320" w:after="160"/>
       </w:pPr>
       <w:r>
-        <w:t xml:space="preserve">Coming Phases</w:t>
+        <w:t xml:space="preserve">Bulletins</w:t>
       </w:r>
     </w:p>
     <w:tbl>
@@ -32471,6 +32525,1246 @@
                 <w:sz w:val="19"/>
                 <w:szCs w:val="19"/>
               </w:rPr>
+              <w:t xml:space="preserve">AI-28</w:t>
+            </w:r>
+          </w:p>
+        </w:tc>
+        <w:tc>
+          <w:tcPr>
+            <w:tcW w:type="dxa" w:w="3120"/>
+            <w:shd w:fill="FFFFFF" w:val="clear"/>
+            <w:tcMar>
+              <w:top w:type="dxa" w:w="100"/>
+              <w:left w:type="dxa" w:w="120"/>
+              <w:bottom w:type="dxa" w:w="100"/>
+              <w:right w:type="dxa" w:w="120"/>
+            </w:tcMar>
+          </w:tcPr>
+          <w:p>
+            <w:pPr>
+              <w:spacing w:after="0"/>
+            </w:pPr>
+            <w:r>
+              <w:rPr>
+                <w:rFonts w:ascii="Calibri" w:cs="Calibri" w:eastAsia="Calibri" w:hAnsi="Calibri"/>
+                <w:sz w:val="19"/>
+                <w:szCs w:val="19"/>
+              </w:rPr>
+              <w:t xml:space="preserve">A </w:t>
+            </w:r>
+            <w:r>
+              <w:rPr>
+                <w:rFonts w:ascii="Calibri" w:cs="Calibri" w:eastAsia="Calibri" w:hAnsi="Calibri"/>
+                <w:b/>
+                <w:bCs/>
+                <w:sz w:val="19"/>
+                <w:szCs w:val="19"/>
+              </w:rPr>
+              <w:t xml:space="preserve">bulletin</w:t>
+            </w:r>
+            <w:r>
+              <w:rPr>
+                <w:rFonts w:ascii="Calibri" w:cs="Calibri" w:eastAsia="Calibri" w:hAnsi="Calibri"/>
+                <w:sz w:val="19"/>
+                <w:szCs w:val="19"/>
+              </w:rPr>
+              <w:t xml:space="preserve"> (title, message, optional link) is printed word for word at the top of Coffee Reports, under the title, between optional show-from and show-until dates; the AI never rewrites it.</w:t>
+            </w:r>
+          </w:p>
+        </w:tc>
+        <w:tc>
+          <w:tcPr>
+            <w:tcW w:type="dxa" w:w="3120"/>
+            <w:shd w:fill="FFFFFF" w:val="clear"/>
+            <w:tcMar>
+              <w:top w:type="dxa" w:w="100"/>
+              <w:left w:type="dxa" w:w="120"/>
+              <w:bottom w:type="dxa" w:w="100"/>
+              <w:right w:type="dxa" w:w="120"/>
+            </w:tcMar>
+          </w:tcPr>
+          <w:p>
+            <w:pPr>
+              <w:spacing w:after="0"/>
+            </w:pPr>
+            <w:r>
+              <w:rPr>
+                <w:rFonts w:ascii="Calibri" w:cs="Calibri" w:eastAsia="Calibri" w:hAnsi="Calibri"/>
+                <w:sz w:val="19"/>
+                <w:szCs w:val="19"/>
+              </w:rPr>
+              <w:t xml:space="preserve">Built 30 Oct 2026</w:t>
+            </w:r>
+          </w:p>
+        </w:tc>
+      </w:tr>
+      <w:tr>
+        <w:tc>
+          <w:tcPr>
+            <w:tcW w:type="dxa" w:w="3120"/>
+            <w:shd w:fill="F7F9FA" w:val="clear"/>
+            <w:tcMar>
+              <w:top w:type="dxa" w:w="100"/>
+              <w:left w:type="dxa" w:w="120"/>
+              <w:bottom w:type="dxa" w:w="100"/>
+              <w:right w:type="dxa" w:w="120"/>
+            </w:tcMar>
+          </w:tcPr>
+          <w:p>
+            <w:pPr>
+              <w:spacing w:after="0"/>
+            </w:pPr>
+            <w:r>
+              <w:rPr>
+                <w:rFonts w:ascii="Calibri" w:cs="Calibri" w:eastAsia="Calibri" w:hAnsi="Calibri"/>
+                <w:sz w:val="19"/>
+                <w:szCs w:val="19"/>
+              </w:rPr>
+              <w:t xml:space="preserve">AI-29</w:t>
+            </w:r>
+          </w:p>
+        </w:tc>
+        <w:tc>
+          <w:tcPr>
+            <w:tcW w:type="dxa" w:w="3120"/>
+            <w:shd w:fill="F7F9FA" w:val="clear"/>
+            <w:tcMar>
+              <w:top w:type="dxa" w:w="100"/>
+              <w:left w:type="dxa" w:w="120"/>
+              <w:bottom w:type="dxa" w:w="100"/>
+              <w:right w:type="dxa" w:w="120"/>
+            </w:tcMar>
+          </w:tcPr>
+          <w:p>
+            <w:pPr>
+              <w:spacing w:after="0"/>
+            </w:pPr>
+            <w:r>
+              <w:rPr>
+                <w:rFonts w:ascii="Calibri" w:cs="Calibri" w:eastAsia="Calibri" w:hAnsi="Calibri"/>
+                <w:sz w:val="19"/>
+                <w:szCs w:val="19"/>
+              </w:rPr>
+              <w:t xml:space="preserve">National's bulletins (System Admins) go on every report; a chapter's (its Chapter Admins) go on that chapter's admin report and its members' reports. Each bulletin goes on every report, admins' reports only, or members' reports only.</w:t>
+            </w:r>
+          </w:p>
+        </w:tc>
+        <w:tc>
+          <w:tcPr>
+            <w:tcW w:type="dxa" w:w="3120"/>
+            <w:shd w:fill="F7F9FA" w:val="clear"/>
+            <w:tcMar>
+              <w:top w:type="dxa" w:w="100"/>
+              <w:left w:type="dxa" w:w="120"/>
+              <w:bottom w:type="dxa" w:w="100"/>
+              <w:right w:type="dxa" w:w="120"/>
+            </w:tcMar>
+          </w:tcPr>
+          <w:p>
+            <w:pPr>
+              <w:spacing w:after="0"/>
+            </w:pPr>
+            <w:r>
+              <w:rPr>
+                <w:rFonts w:ascii="Calibri" w:cs="Calibri" w:eastAsia="Calibri" w:hAnsi="Calibri"/>
+                <w:sz w:val="19"/>
+                <w:szCs w:val="19"/>
+              </w:rPr>
+              <w:t xml:space="preserve">Built 30 Oct 2026</w:t>
+            </w:r>
+          </w:p>
+        </w:tc>
+      </w:tr>
+      <w:tr>
+        <w:tc>
+          <w:tcPr>
+            <w:tcW w:type="dxa" w:w="3120"/>
+            <w:shd w:fill="FFFFFF" w:val="clear"/>
+            <w:tcMar>
+              <w:top w:type="dxa" w:w="100"/>
+              <w:left w:type="dxa" w:w="120"/>
+              <w:bottom w:type="dxa" w:w="100"/>
+              <w:right w:type="dxa" w:w="120"/>
+            </w:tcMar>
+          </w:tcPr>
+          <w:p>
+            <w:pPr>
+              <w:spacing w:after="0"/>
+            </w:pPr>
+            <w:r>
+              <w:rPr>
+                <w:rFonts w:ascii="Calibri" w:cs="Calibri" w:eastAsia="Calibri" w:hAnsi="Calibri"/>
+                <w:sz w:val="19"/>
+                <w:szCs w:val="19"/>
+              </w:rPr>
+              <w:t xml:space="preserve">AI-30</w:t>
+            </w:r>
+          </w:p>
+        </w:tc>
+        <w:tc>
+          <w:tcPr>
+            <w:tcW w:type="dxa" w:w="3120"/>
+            <w:shd w:fill="FFFFFF" w:val="clear"/>
+            <w:tcMar>
+              <w:top w:type="dxa" w:w="100"/>
+              <w:left w:type="dxa" w:w="120"/>
+              <w:bottom w:type="dxa" w:w="100"/>
+              <w:right w:type="dxa" w:w="120"/>
+            </w:tcMar>
+          </w:tcPr>
+          <w:p>
+            <w:pPr>
+              <w:spacing w:after="0"/>
+            </w:pPr>
+            <w:r>
+              <w:rPr>
+                <w:rFonts w:ascii="Calibri" w:cs="Calibri" w:eastAsia="Calibri" w:hAnsi="Calibri"/>
+                <w:sz w:val="19"/>
+                <w:szCs w:val="19"/>
+              </w:rPr>
+              <w:t xml:space="preserve">Bulletins list with Showing / Starts later / Ended / Hidden; hide without deleting; delete with a second click; every change in the Auditlog.</w:t>
+            </w:r>
+          </w:p>
+        </w:tc>
+        <w:tc>
+          <w:tcPr>
+            <w:tcW w:type="dxa" w:w="3120"/>
+            <w:shd w:fill="FFFFFF" w:val="clear"/>
+            <w:tcMar>
+              <w:top w:type="dxa" w:w="100"/>
+              <w:left w:type="dxa" w:w="120"/>
+              <w:bottom w:type="dxa" w:w="100"/>
+              <w:right w:type="dxa" w:w="120"/>
+            </w:tcMar>
+          </w:tcPr>
+          <w:p>
+            <w:pPr>
+              <w:spacing w:after="0"/>
+            </w:pPr>
+            <w:r>
+              <w:rPr>
+                <w:rFonts w:ascii="Calibri" w:cs="Calibri" w:eastAsia="Calibri" w:hAnsi="Calibri"/>
+                <w:sz w:val="19"/>
+                <w:szCs w:val="19"/>
+              </w:rPr>
+              <w:t xml:space="preserve">Built 30 Oct 2026</w:t>
+            </w:r>
+          </w:p>
+        </w:tc>
+      </w:tr>
+    </w:tbl>
+    <w:p>
+      <w:pPr>
+        <w:spacing w:after="240"/>
+      </w:pPr>
+    </w:p>
+    <w:p>
+      <w:pPr>
+        <w:pStyle w:val="Heading3"/>
+        <w:spacing w:before="320" w:after="160"/>
+      </w:pPr>
+      <w:r>
+        <w:t xml:space="preserve">Members' Own Coffee Reports</w:t>
+      </w:r>
+    </w:p>
+    <w:tbl>
+      <w:tblPr>
+        <w:tblW w:type="dxa" w:w="9360"/>
+        <w:tblBorders>
+          <w:top w:val="single" w:color="auto" w:sz="4"/>
+          <w:left w:val="single" w:color="auto" w:sz="4"/>
+          <w:bottom w:val="single" w:color="auto" w:sz="4"/>
+          <w:right w:val="single" w:color="auto" w:sz="4"/>
+          <w:insideH w:val="single" w:color="auto" w:sz="4"/>
+          <w:insideV w:val="single" w:color="auto" w:sz="4"/>
+        </w:tblBorders>
+      </w:tblPr>
+      <w:tblGrid>
+        <w:gridCol w:w="3120"/>
+        <w:gridCol w:w="3120"/>
+        <w:gridCol w:w="3120"/>
+      </w:tblGrid>
+      <w:tr>
+        <w:trPr>
+          <w:tblHeader/>
+        </w:trPr>
+        <w:tc>
+          <w:tcPr>
+            <w:tcW w:type="dxa" w:w="3120"/>
+            <w:shd w:fill="2C3E50" w:val="clear"/>
+            <w:tcMar>
+              <w:top w:type="dxa" w:w="100"/>
+              <w:left w:type="dxa" w:w="120"/>
+              <w:bottom w:type="dxa" w:w="100"/>
+              <w:right w:type="dxa" w:w="120"/>
+            </w:tcMar>
+          </w:tcPr>
+          <w:p>
+            <w:pPr>
+              <w:spacing w:after="0"/>
+            </w:pPr>
+            <w:r>
+              <w:rPr>
+                <w:rFonts w:ascii="Calibri" w:cs="Calibri" w:eastAsia="Calibri" w:hAnsi="Calibri"/>
+                <w:b/>
+                <w:bCs/>
+                <w:color w:val="FFFFFF"/>
+                <w:sz w:val="20"/>
+                <w:szCs w:val="20"/>
+              </w:rPr>
+              <w:t xml:space="preserve">ID</w:t>
+            </w:r>
+          </w:p>
+        </w:tc>
+        <w:tc>
+          <w:tcPr>
+            <w:tcW w:type="dxa" w:w="3120"/>
+            <w:shd w:fill="2C3E50" w:val="clear"/>
+            <w:tcMar>
+              <w:top w:type="dxa" w:w="100"/>
+              <w:left w:type="dxa" w:w="120"/>
+              <w:bottom w:type="dxa" w:w="100"/>
+              <w:right w:type="dxa" w:w="120"/>
+            </w:tcMar>
+          </w:tcPr>
+          <w:p>
+            <w:pPr>
+              <w:spacing w:after="0"/>
+            </w:pPr>
+            <w:r>
+              <w:rPr>
+                <w:rFonts w:ascii="Calibri" w:cs="Calibri" w:eastAsia="Calibri" w:hAnsi="Calibri"/>
+                <w:b/>
+                <w:bCs/>
+                <w:color w:val="FFFFFF"/>
+                <w:sz w:val="20"/>
+                <w:szCs w:val="20"/>
+              </w:rPr>
+              <w:t xml:space="preserve">Requirement</w:t>
+            </w:r>
+          </w:p>
+        </w:tc>
+        <w:tc>
+          <w:tcPr>
+            <w:tcW w:type="dxa" w:w="3120"/>
+            <w:shd w:fill="2C3E50" w:val="clear"/>
+            <w:tcMar>
+              <w:top w:type="dxa" w:w="100"/>
+              <w:left w:type="dxa" w:w="120"/>
+              <w:bottom w:type="dxa" w:w="100"/>
+              <w:right w:type="dxa" w:w="120"/>
+            </w:tcMar>
+          </w:tcPr>
+          <w:p>
+            <w:pPr>
+              <w:spacing w:after="0"/>
+            </w:pPr>
+            <w:r>
+              <w:rPr>
+                <w:rFonts w:ascii="Calibri" w:cs="Calibri" w:eastAsia="Calibri" w:hAnsi="Calibri"/>
+                <w:b/>
+                <w:bCs/>
+                <w:color w:val="FFFFFF"/>
+                <w:sz w:val="20"/>
+                <w:szCs w:val="20"/>
+              </w:rPr>
+              <w:t xml:space="preserve">Status</w:t>
+            </w:r>
+          </w:p>
+        </w:tc>
+      </w:tr>
+      <w:tr>
+        <w:tc>
+          <w:tcPr>
+            <w:tcW w:type="dxa" w:w="3120"/>
+            <w:shd w:fill="FFFFFF" w:val="clear"/>
+            <w:tcMar>
+              <w:top w:type="dxa" w:w="100"/>
+              <w:left w:type="dxa" w:w="120"/>
+              <w:bottom w:type="dxa" w:w="100"/>
+              <w:right w:type="dxa" w:w="120"/>
+            </w:tcMar>
+          </w:tcPr>
+          <w:p>
+            <w:pPr>
+              <w:spacing w:after="0"/>
+            </w:pPr>
+            <w:r>
+              <w:rPr>
+                <w:rFonts w:ascii="Calibri" w:cs="Calibri" w:eastAsia="Calibri" w:hAnsi="Calibri"/>
+                <w:sz w:val="19"/>
+                <w:szCs w:val="19"/>
+              </w:rPr>
+              <w:t xml:space="preserve">AI-31</w:t>
+            </w:r>
+          </w:p>
+        </w:tc>
+        <w:tc>
+          <w:tcPr>
+            <w:tcW w:type="dxa" w:w="3120"/>
+            <w:shd w:fill="FFFFFF" w:val="clear"/>
+            <w:tcMar>
+              <w:top w:type="dxa" w:w="100"/>
+              <w:left w:type="dxa" w:w="120"/>
+              <w:bottom w:type="dxa" w:w="100"/>
+              <w:right w:type="dxa" w:w="120"/>
+            </w:tcMar>
+          </w:tcPr>
+          <w:p>
+            <w:pPr>
+              <w:spacing w:after="0"/>
+            </w:pPr>
+            <w:r>
+              <w:rPr>
+                <w:rFonts w:ascii="Calibri" w:cs="Calibri" w:eastAsia="Calibri" w:hAnsi="Calibri"/>
+                <w:sz w:val="19"/>
+                <w:szCs w:val="19"/>
+              </w:rPr>
+              <w:t xml:space="preserve">Each member can have their own Daily Coffee Report (</w:t>
+            </w:r>
+            <w:r>
+              <w:rPr>
+                <w:rFonts w:ascii="Calibri" w:cs="Calibri" w:eastAsia="Calibri" w:hAnsi="Calibri"/>
+                <w:b/>
+                <w:bCs/>
+                <w:sz w:val="19"/>
+                <w:szCs w:val="19"/>
+              </w:rPr>
+              <w:t xml:space="preserve">My Coffee Report</w:t>
+            </w:r>
+            <w:r>
+              <w:rPr>
+                <w:rFonts w:ascii="Calibri" w:cs="Calibri" w:eastAsia="Calibri" w:hAnsi="Calibri"/>
+                <w:sz w:val="19"/>
+                <w:szCs w:val="19"/>
+              </w:rPr>
+              <w:t xml:space="preserve"> in the member menu): on/off, time, time zone, days, and their own sections and options. The organization switches the feature on in System Settings.</w:t>
+            </w:r>
+          </w:p>
+        </w:tc>
+        <w:tc>
+          <w:tcPr>
+            <w:tcW w:type="dxa" w:w="3120"/>
+            <w:shd w:fill="FFFFFF" w:val="clear"/>
+            <w:tcMar>
+              <w:top w:type="dxa" w:w="100"/>
+              <w:left w:type="dxa" w:w="120"/>
+              <w:bottom w:type="dxa" w:w="100"/>
+              <w:right w:type="dxa" w:w="120"/>
+            </w:tcMar>
+          </w:tcPr>
+          <w:p>
+            <w:pPr>
+              <w:spacing w:after="0"/>
+            </w:pPr>
+            <w:r>
+              <w:rPr>
+                <w:rFonts w:ascii="Calibri" w:cs="Calibri" w:eastAsia="Calibri" w:hAnsi="Calibri"/>
+                <w:sz w:val="19"/>
+                <w:szCs w:val="19"/>
+              </w:rPr>
+              <w:t xml:space="preserve">Built 30 Oct 2026</w:t>
+            </w:r>
+          </w:p>
+        </w:tc>
+      </w:tr>
+      <w:tr>
+        <w:tc>
+          <w:tcPr>
+            <w:tcW w:type="dxa" w:w="3120"/>
+            <w:shd w:fill="F7F9FA" w:val="clear"/>
+            <w:tcMar>
+              <w:top w:type="dxa" w:w="100"/>
+              <w:left w:type="dxa" w:w="120"/>
+              <w:bottom w:type="dxa" w:w="100"/>
+              <w:right w:type="dxa" w:w="120"/>
+            </w:tcMar>
+          </w:tcPr>
+          <w:p>
+            <w:pPr>
+              <w:spacing w:after="0"/>
+            </w:pPr>
+            <w:r>
+              <w:rPr>
+                <w:rFonts w:ascii="Calibri" w:cs="Calibri" w:eastAsia="Calibri" w:hAnsi="Calibri"/>
+                <w:sz w:val="19"/>
+                <w:szCs w:val="19"/>
+              </w:rPr>
+              <w:t xml:space="preserve">AI-32</w:t>
+            </w:r>
+          </w:p>
+        </w:tc>
+        <w:tc>
+          <w:tcPr>
+            <w:tcW w:type="dxa" w:w="3120"/>
+            <w:shd w:fill="F7F9FA" w:val="clear"/>
+            <w:tcMar>
+              <w:top w:type="dxa" w:w="100"/>
+              <w:left w:type="dxa" w:w="120"/>
+              <w:bottom w:type="dxa" w:w="100"/>
+              <w:right w:type="dxa" w:w="120"/>
+            </w:tcMar>
+          </w:tcPr>
+          <w:p>
+            <w:pPr>
+              <w:spacing w:after="0"/>
+            </w:pPr>
+            <w:r>
+              <w:rPr>
+                <w:rFonts w:ascii="Calibri" w:cs="Calibri" w:eastAsia="Calibri" w:hAnsi="Calibri"/>
+                <w:sz w:val="19"/>
+                <w:szCs w:val="19"/>
+              </w:rPr>
+              <w:t xml:space="preserve">Only </w:t>
+            </w:r>
+            <w:r>
+              <w:rPr>
+                <w:rFonts w:ascii="Calibri" w:cs="Calibri" w:eastAsia="Calibri" w:hAnsi="Calibri"/>
+                <w:b/>
+                <w:bCs/>
+                <w:sz w:val="19"/>
+                <w:szCs w:val="19"/>
+              </w:rPr>
+              <w:t xml:space="preserve">Current</w:t>
+            </w:r>
+            <w:r>
+              <w:rPr>
+                <w:rFonts w:ascii="Calibri" w:cs="Calibri" w:eastAsia="Calibri" w:hAnsi="Calibri"/>
+                <w:sz w:val="19"/>
+                <w:szCs w:val="19"/>
+              </w:rPr>
+              <w:t xml:space="preserve"> members can switch it on or receive it; anyone else is told why. A scheduled report for a member who is no longer eligible isn't sent and is logged.</w:t>
+            </w:r>
+          </w:p>
+        </w:tc>
+        <w:tc>
+          <w:tcPr>
+            <w:tcW w:type="dxa" w:w="3120"/>
+            <w:shd w:fill="F7F9FA" w:val="clear"/>
+            <w:tcMar>
+              <w:top w:type="dxa" w:w="100"/>
+              <w:left w:type="dxa" w:w="120"/>
+              <w:bottom w:type="dxa" w:w="100"/>
+              <w:right w:type="dxa" w:w="120"/>
+            </w:tcMar>
+          </w:tcPr>
+          <w:p>
+            <w:pPr>
+              <w:spacing w:after="0"/>
+            </w:pPr>
+            <w:r>
+              <w:rPr>
+                <w:rFonts w:ascii="Calibri" w:cs="Calibri" w:eastAsia="Calibri" w:hAnsi="Calibri"/>
+                <w:sz w:val="19"/>
+                <w:szCs w:val="19"/>
+              </w:rPr>
+              <w:t xml:space="preserve">Built 30 Oct 2026. Current depends on Status, which the Payments and Financial work will drive</w:t>
+            </w:r>
+          </w:p>
+        </w:tc>
+      </w:tr>
+      <w:tr>
+        <w:tc>
+          <w:tcPr>
+            <w:tcW w:type="dxa" w:w="3120"/>
+            <w:shd w:fill="FFFFFF" w:val="clear"/>
+            <w:tcMar>
+              <w:top w:type="dxa" w:w="100"/>
+              <w:left w:type="dxa" w:w="120"/>
+              <w:bottom w:type="dxa" w:w="100"/>
+              <w:right w:type="dxa" w:w="120"/>
+            </w:tcMar>
+          </w:tcPr>
+          <w:p>
+            <w:pPr>
+              <w:spacing w:after="0"/>
+            </w:pPr>
+            <w:r>
+              <w:rPr>
+                <w:rFonts w:ascii="Calibri" w:cs="Calibri" w:eastAsia="Calibri" w:hAnsi="Calibri"/>
+                <w:sz w:val="19"/>
+                <w:szCs w:val="19"/>
+              </w:rPr>
+              <w:t xml:space="preserve">AI-33</w:t>
+            </w:r>
+          </w:p>
+        </w:tc>
+        <w:tc>
+          <w:tcPr>
+            <w:tcW w:type="dxa" w:w="3120"/>
+            <w:shd w:fill="FFFFFF" w:val="clear"/>
+            <w:tcMar>
+              <w:top w:type="dxa" w:w="100"/>
+              <w:left w:type="dxa" w:w="120"/>
+              <w:bottom w:type="dxa" w:w="100"/>
+              <w:right w:type="dxa" w:w="120"/>
+            </w:tcMar>
+          </w:tcPr>
+          <w:p>
+            <w:pPr>
+              <w:spacing w:after="0"/>
+            </w:pPr>
+            <w:r>
+              <w:rPr>
+                <w:rFonts w:ascii="Calibri" w:cs="Calibri" w:eastAsia="Calibri" w:hAnsi="Calibri"/>
+                <w:sz w:val="19"/>
+                <w:szCs w:val="19"/>
+              </w:rPr>
+              <w:t xml:space="preserve">Member sections: Membership, Upcoming events, Sunshine and Bulletin Board, Weather, Markets, News, Sports. No Documents waiting for approval (admin work) and no YouTube.</w:t>
+            </w:r>
+          </w:p>
+        </w:tc>
+        <w:tc>
+          <w:tcPr>
+            <w:tcW w:type="dxa" w:w="3120"/>
+            <w:shd w:fill="FFFFFF" w:val="clear"/>
+            <w:tcMar>
+              <w:top w:type="dxa" w:w="100"/>
+              <w:left w:type="dxa" w:w="120"/>
+              <w:bottom w:type="dxa" w:w="100"/>
+              <w:right w:type="dxa" w:w="120"/>
+            </w:tcMar>
+          </w:tcPr>
+          <w:p>
+            <w:pPr>
+              <w:spacing w:after="0"/>
+            </w:pPr>
+            <w:r>
+              <w:rPr>
+                <w:rFonts w:ascii="Calibri" w:cs="Calibri" w:eastAsia="Calibri" w:hAnsi="Calibri"/>
+                <w:sz w:val="19"/>
+                <w:szCs w:val="19"/>
+              </w:rPr>
+              <w:t xml:space="preserve">Built 30 Oct 2026</w:t>
+            </w:r>
+          </w:p>
+        </w:tc>
+      </w:tr>
+      <w:tr>
+        <w:tc>
+          <w:tcPr>
+            <w:tcW w:type="dxa" w:w="3120"/>
+            <w:shd w:fill="F7F9FA" w:val="clear"/>
+            <w:tcMar>
+              <w:top w:type="dxa" w:w="100"/>
+              <w:left w:type="dxa" w:w="120"/>
+              <w:bottom w:type="dxa" w:w="100"/>
+              <w:right w:type="dxa" w:w="120"/>
+            </w:tcMar>
+          </w:tcPr>
+          <w:p>
+            <w:pPr>
+              <w:spacing w:after="0"/>
+            </w:pPr>
+            <w:r>
+              <w:rPr>
+                <w:rFonts w:ascii="Calibri" w:cs="Calibri" w:eastAsia="Calibri" w:hAnsi="Calibri"/>
+                <w:sz w:val="19"/>
+                <w:szCs w:val="19"/>
+              </w:rPr>
+              <w:t xml:space="preserve">AI-34</w:t>
+            </w:r>
+          </w:p>
+        </w:tc>
+        <w:tc>
+          <w:tcPr>
+            <w:tcW w:type="dxa" w:w="3120"/>
+            <w:shd w:fill="F7F9FA" w:val="clear"/>
+            <w:tcMar>
+              <w:top w:type="dxa" w:w="100"/>
+              <w:left w:type="dxa" w:w="120"/>
+              <w:bottom w:type="dxa" w:w="100"/>
+              <w:right w:type="dxa" w:w="120"/>
+            </w:tcMar>
+          </w:tcPr>
+          <w:p>
+            <w:pPr>
+              <w:spacing w:after="0"/>
+            </w:pPr>
+            <w:r>
+              <w:rPr>
+                <w:rFonts w:ascii="Calibri" w:cs="Calibri" w:eastAsia="Calibri" w:hAnsi="Calibri"/>
+                <w:sz w:val="19"/>
+                <w:szCs w:val="19"/>
+              </w:rPr>
+              <w:t xml:space="preserve">A member's Membership section shows the totals of Current members nationwide and in their chapter. Further statistics to be decided.</w:t>
+            </w:r>
+          </w:p>
+        </w:tc>
+        <w:tc>
+          <w:tcPr>
+            <w:tcW w:type="dxa" w:w="3120"/>
+            <w:shd w:fill="F7F9FA" w:val="clear"/>
+            <w:tcMar>
+              <w:top w:type="dxa" w:w="100"/>
+              <w:left w:type="dxa" w:w="120"/>
+              <w:bottom w:type="dxa" w:w="100"/>
+              <w:right w:type="dxa" w:w="120"/>
+            </w:tcMar>
+          </w:tcPr>
+          <w:p>
+            <w:pPr>
+              <w:spacing w:after="0"/>
+            </w:pPr>
+            <w:r>
+              <w:rPr>
+                <w:rFonts w:ascii="Calibri" w:cs="Calibri" w:eastAsia="Calibri" w:hAnsi="Calibri"/>
+                <w:sz w:val="19"/>
+                <w:szCs w:val="19"/>
+              </w:rPr>
+              <w:t xml:space="preserve">Built 30 Oct 2026 (more planned)</w:t>
+            </w:r>
+          </w:p>
+        </w:tc>
+      </w:tr>
+      <w:tr>
+        <w:tc>
+          <w:tcPr>
+            <w:tcW w:type="dxa" w:w="3120"/>
+            <w:shd w:fill="FFFFFF" w:val="clear"/>
+            <w:tcMar>
+              <w:top w:type="dxa" w:w="100"/>
+              <w:left w:type="dxa" w:w="120"/>
+              <w:bottom w:type="dxa" w:w="100"/>
+              <w:right w:type="dxa" w:w="120"/>
+            </w:tcMar>
+          </w:tcPr>
+          <w:p>
+            <w:pPr>
+              <w:spacing w:after="0"/>
+            </w:pPr>
+            <w:r>
+              <w:rPr>
+                <w:rFonts w:ascii="Calibri" w:cs="Calibri" w:eastAsia="Calibri" w:hAnsi="Calibri"/>
+                <w:sz w:val="19"/>
+                <w:szCs w:val="19"/>
+              </w:rPr>
+              <w:t xml:space="preserve">AI-35</w:t>
+            </w:r>
+          </w:p>
+        </w:tc>
+        <w:tc>
+          <w:tcPr>
+            <w:tcW w:type="dxa" w:w="3120"/>
+            <w:shd w:fill="FFFFFF" w:val="clear"/>
+            <w:tcMar>
+              <w:top w:type="dxa" w:w="100"/>
+              <w:left w:type="dxa" w:w="120"/>
+              <w:bottom w:type="dxa" w:w="100"/>
+              <w:right w:type="dxa" w:w="120"/>
+            </w:tcMar>
+          </w:tcPr>
+          <w:p>
+            <w:pPr>
+              <w:spacing w:after="0"/>
+            </w:pPr>
+            <w:r>
+              <w:rPr>
+                <w:rFonts w:ascii="Calibri" w:cs="Calibri" w:eastAsia="Calibri" w:hAnsi="Calibri"/>
+                <w:sz w:val="19"/>
+                <w:szCs w:val="19"/>
+              </w:rPr>
+              <w:t xml:space="preserve">Members' reports are plain facts (no AI), with the bulletins first.</w:t>
+            </w:r>
+          </w:p>
+        </w:tc>
+        <w:tc>
+          <w:tcPr>
+            <w:tcW w:type="dxa" w:w="3120"/>
+            <w:shd w:fill="FFFFFF" w:val="clear"/>
+            <w:tcMar>
+              <w:top w:type="dxa" w:w="100"/>
+              <w:left w:type="dxa" w:w="120"/>
+              <w:bottom w:type="dxa" w:w="100"/>
+              <w:right w:type="dxa" w:w="120"/>
+            </w:tcMar>
+          </w:tcPr>
+          <w:p>
+            <w:pPr>
+              <w:spacing w:after="0"/>
+            </w:pPr>
+            <w:r>
+              <w:rPr>
+                <w:rFonts w:ascii="Calibri" w:cs="Calibri" w:eastAsia="Calibri" w:hAnsi="Calibri"/>
+                <w:sz w:val="19"/>
+                <w:szCs w:val="19"/>
+              </w:rPr>
+              <w:t xml:space="preserve">Built 30 Oct 2026 (decided: AI for members may come later)</w:t>
+            </w:r>
+          </w:p>
+        </w:tc>
+      </w:tr>
+      <w:tr>
+        <w:tc>
+          <w:tcPr>
+            <w:tcW w:type="dxa" w:w="3120"/>
+            <w:shd w:fill="F7F9FA" w:val="clear"/>
+            <w:tcMar>
+              <w:top w:type="dxa" w:w="100"/>
+              <w:left w:type="dxa" w:w="120"/>
+              <w:bottom w:type="dxa" w:w="100"/>
+              <w:right w:type="dxa" w:w="120"/>
+            </w:tcMar>
+          </w:tcPr>
+          <w:p>
+            <w:pPr>
+              <w:spacing w:after="0"/>
+            </w:pPr>
+            <w:r>
+              <w:rPr>
+                <w:rFonts w:ascii="Calibri" w:cs="Calibri" w:eastAsia="Calibri" w:hAnsi="Calibri"/>
+                <w:sz w:val="19"/>
+                <w:szCs w:val="19"/>
+              </w:rPr>
+              <w:t xml:space="preserve">AI-36</w:t>
+            </w:r>
+          </w:p>
+        </w:tc>
+        <w:tc>
+          <w:tcPr>
+            <w:tcW w:type="dxa" w:w="3120"/>
+            <w:shd w:fill="F7F9FA" w:val="clear"/>
+            <w:tcMar>
+              <w:top w:type="dxa" w:w="100"/>
+              <w:left w:type="dxa" w:w="120"/>
+              <w:bottom w:type="dxa" w:w="100"/>
+              <w:right w:type="dxa" w:w="120"/>
+            </w:tcMar>
+          </w:tcPr>
+          <w:p>
+            <w:pPr>
+              <w:spacing w:after="0"/>
+            </w:pPr>
+            <w:r>
+              <w:rPr>
+                <w:rFonts w:ascii="Calibri" w:cs="Calibri" w:eastAsia="Calibri" w:hAnsi="Calibri"/>
+                <w:sz w:val="19"/>
+                <w:szCs w:val="19"/>
+              </w:rPr>
+              <w:t xml:space="preserve">Sent to the member's own email address, and optionally to their Telegram, linked to the organization's bot (the bot on National's report) by pressing Start on a link.</w:t>
+            </w:r>
+          </w:p>
+        </w:tc>
+        <w:tc>
+          <w:tcPr>
+            <w:tcW w:type="dxa" w:w="3120"/>
+            <w:shd w:fill="F7F9FA" w:val="clear"/>
+            <w:tcMar>
+              <w:top w:type="dxa" w:w="100"/>
+              <w:left w:type="dxa" w:w="120"/>
+              <w:bottom w:type="dxa" w:w="100"/>
+              <w:right w:type="dxa" w:w="120"/>
+            </w:tcMar>
+          </w:tcPr>
+          <w:p>
+            <w:pPr>
+              <w:spacing w:after="0"/>
+            </w:pPr>
+            <w:r>
+              <w:rPr>
+                <w:rFonts w:ascii="Calibri" w:cs="Calibri" w:eastAsia="Calibri" w:hAnsi="Calibri"/>
+                <w:sz w:val="19"/>
+                <w:szCs w:val="19"/>
+              </w:rPr>
+              <w:t xml:space="preserve">Built 30 Oct 2026</w:t>
+            </w:r>
+          </w:p>
+        </w:tc>
+      </w:tr>
+      <w:tr>
+        <w:tc>
+          <w:tcPr>
+            <w:tcW w:type="dxa" w:w="3120"/>
+            <w:shd w:fill="FFFFFF" w:val="clear"/>
+            <w:tcMar>
+              <w:top w:type="dxa" w:w="100"/>
+              <w:left w:type="dxa" w:w="120"/>
+              <w:bottom w:type="dxa" w:w="100"/>
+              <w:right w:type="dxa" w:w="120"/>
+            </w:tcMar>
+          </w:tcPr>
+          <w:p>
+            <w:pPr>
+              <w:spacing w:after="0"/>
+            </w:pPr>
+            <w:r>
+              <w:rPr>
+                <w:rFonts w:ascii="Calibri" w:cs="Calibri" w:eastAsia="Calibri" w:hAnsi="Calibri"/>
+                <w:sz w:val="19"/>
+                <w:szCs w:val="19"/>
+              </w:rPr>
+              <w:t xml:space="preserve">AI-37</w:t>
+            </w:r>
+          </w:p>
+        </w:tc>
+        <w:tc>
+          <w:tcPr>
+            <w:tcW w:type="dxa" w:w="3120"/>
+            <w:shd w:fill="FFFFFF" w:val="clear"/>
+            <w:tcMar>
+              <w:top w:type="dxa" w:w="100"/>
+              <w:left w:type="dxa" w:w="120"/>
+              <w:bottom w:type="dxa" w:w="100"/>
+              <w:right w:type="dxa" w:w="120"/>
+            </w:tcMar>
+          </w:tcPr>
+          <w:p>
+            <w:pPr>
+              <w:spacing w:after="0"/>
+            </w:pPr>
+            <w:r>
+              <w:rPr>
+                <w:rFonts w:ascii="Calibri" w:cs="Calibri" w:eastAsia="Calibri" w:hAnsi="Calibri"/>
+                <w:sz w:val="19"/>
+                <w:szCs w:val="19"/>
+              </w:rPr>
+              <w:t xml:space="preserve">Preview, Email it to me now, and a list of recently sent reports the member can open again.</w:t>
+            </w:r>
+          </w:p>
+        </w:tc>
+        <w:tc>
+          <w:tcPr>
+            <w:tcW w:type="dxa" w:w="3120"/>
+            <w:shd w:fill="FFFFFF" w:val="clear"/>
+            <w:tcMar>
+              <w:top w:type="dxa" w:w="100"/>
+              <w:left w:type="dxa" w:w="120"/>
+              <w:bottom w:type="dxa" w:w="100"/>
+              <w:right w:type="dxa" w:w="120"/>
+            </w:tcMar>
+          </w:tcPr>
+          <w:p>
+            <w:pPr>
+              <w:spacing w:after="0"/>
+            </w:pPr>
+            <w:r>
+              <w:rPr>
+                <w:rFonts w:ascii="Calibri" w:cs="Calibri" w:eastAsia="Calibri" w:hAnsi="Calibri"/>
+                <w:sz w:val="19"/>
+                <w:szCs w:val="19"/>
+              </w:rPr>
+              <w:t xml:space="preserve">Built 30 Oct 2026</w:t>
+            </w:r>
+          </w:p>
+        </w:tc>
+      </w:tr>
+      <w:tr>
+        <w:tc>
+          <w:tcPr>
+            <w:tcW w:type="dxa" w:w="3120"/>
+            <w:shd w:fill="F7F9FA" w:val="clear"/>
+            <w:tcMar>
+              <w:top w:type="dxa" w:w="100"/>
+              <w:left w:type="dxa" w:w="120"/>
+              <w:bottom w:type="dxa" w:w="100"/>
+              <w:right w:type="dxa" w:w="120"/>
+            </w:tcMar>
+          </w:tcPr>
+          <w:p>
+            <w:pPr>
+              <w:spacing w:after="0"/>
+            </w:pPr>
+            <w:r>
+              <w:rPr>
+                <w:rFonts w:ascii="Calibri" w:cs="Calibri" w:eastAsia="Calibri" w:hAnsi="Calibri"/>
+                <w:sz w:val="19"/>
+                <w:szCs w:val="19"/>
+              </w:rPr>
+              <w:t xml:space="preserve">AI-38</w:t>
+            </w:r>
+          </w:p>
+        </w:tc>
+        <w:tc>
+          <w:tcPr>
+            <w:tcW w:type="dxa" w:w="3120"/>
+            <w:shd w:fill="F7F9FA" w:val="clear"/>
+            <w:tcMar>
+              <w:top w:type="dxa" w:w="100"/>
+              <w:left w:type="dxa" w:w="120"/>
+              <w:bottom w:type="dxa" w:w="100"/>
+              <w:right w:type="dxa" w:w="120"/>
+            </w:tcMar>
+          </w:tcPr>
+          <w:p>
+            <w:pPr>
+              <w:spacing w:after="0"/>
+            </w:pPr>
+            <w:r>
+              <w:rPr>
+                <w:rFonts w:ascii="Calibri" w:cs="Calibri" w:eastAsia="Calibri" w:hAnsi="Calibri"/>
+                <w:b/>
+                <w:bCs/>
+                <w:sz w:val="19"/>
+                <w:szCs w:val="19"/>
+              </w:rPr>
+              <w:t xml:space="preserve">Paid extra for members:</w:t>
+            </w:r>
+            <w:r>
+              <w:rPr>
+                <w:rFonts w:ascii="Calibri" w:cs="Calibri" w:eastAsia="Calibri" w:hAnsi="Calibri"/>
+                <w:sz w:val="19"/>
+                <w:szCs w:val="19"/>
+              </w:rPr>
+              <w:t xml:space="preserve"> YouTube channels in their own report.</w:t>
+            </w:r>
+          </w:p>
+        </w:tc>
+        <w:tc>
+          <w:tcPr>
+            <w:tcW w:type="dxa" w:w="3120"/>
+            <w:shd w:fill="F7F9FA" w:val="clear"/>
+            <w:tcMar>
+              <w:top w:type="dxa" w:w="100"/>
+              <w:left w:type="dxa" w:w="120"/>
+              <w:bottom w:type="dxa" w:w="100"/>
+              <w:right w:type="dxa" w:w="120"/>
+            </w:tcMar>
+          </w:tcPr>
+          <w:p>
+            <w:pPr>
+              <w:spacing w:after="0"/>
+            </w:pPr>
+            <w:r>
+              <w:rPr>
+                <w:rFonts w:ascii="Calibri" w:cs="Calibri" w:eastAsia="Calibri" w:hAnsi="Calibri"/>
+                <w:sz w:val="19"/>
+                <w:szCs w:val="19"/>
+              </w:rPr>
+              <w:t xml:space="preserve">Planned (owner, 30 Oct 2026); price and billing with the Financial module</w:t>
+            </w:r>
+          </w:p>
+        </w:tc>
+      </w:tr>
+      <w:tr>
+        <w:tc>
+          <w:tcPr>
+            <w:tcW w:type="dxa" w:w="3120"/>
+            <w:shd w:fill="FFFFFF" w:val="clear"/>
+            <w:tcMar>
+              <w:top w:type="dxa" w:w="100"/>
+              <w:left w:type="dxa" w:w="120"/>
+              <w:bottom w:type="dxa" w:w="100"/>
+              <w:right w:type="dxa" w:w="120"/>
+            </w:tcMar>
+          </w:tcPr>
+          <w:p>
+            <w:pPr>
+              <w:spacing w:after="0"/>
+            </w:pPr>
+            <w:r>
+              <w:rPr>
+                <w:rFonts w:ascii="Calibri" w:cs="Calibri" w:eastAsia="Calibri" w:hAnsi="Calibri"/>
+                <w:sz w:val="19"/>
+                <w:szCs w:val="19"/>
+              </w:rPr>
+              <w:t xml:space="preserve">AI-39</w:t>
+            </w:r>
+          </w:p>
+        </w:tc>
+        <w:tc>
+          <w:tcPr>
+            <w:tcW w:type="dxa" w:w="3120"/>
+            <w:shd w:fill="FFFFFF" w:val="clear"/>
+            <w:tcMar>
+              <w:top w:type="dxa" w:w="100"/>
+              <w:left w:type="dxa" w:w="120"/>
+              <w:bottom w:type="dxa" w:w="100"/>
+              <w:right w:type="dxa" w:w="120"/>
+            </w:tcMar>
+          </w:tcPr>
+          <w:p>
+            <w:pPr>
+              <w:spacing w:after="0"/>
+            </w:pPr>
+            <w:r>
+              <w:rPr>
+                <w:rFonts w:ascii="Calibri" w:cs="Calibri" w:eastAsia="Calibri" w:hAnsi="Calibri"/>
+                <w:b/>
+                <w:bCs/>
+                <w:sz w:val="19"/>
+                <w:szCs w:val="19"/>
+              </w:rPr>
+              <w:t xml:space="preserve">Paid extra for members:</w:t>
+            </w:r>
+            <w:r>
+              <w:rPr>
+                <w:rFonts w:ascii="Calibri" w:cs="Calibri" w:eastAsia="Calibri" w:hAnsi="Calibri"/>
+                <w:sz w:val="19"/>
+                <w:szCs w:val="19"/>
+              </w:rPr>
+              <w:t xml:space="preserve"> their personal calendar (Google or Outlook) in their own report.</w:t>
+            </w:r>
+          </w:p>
+        </w:tc>
+        <w:tc>
+          <w:tcPr>
+            <w:tcW w:type="dxa" w:w="3120"/>
+            <w:shd w:fill="FFFFFF" w:val="clear"/>
+            <w:tcMar>
+              <w:top w:type="dxa" w:w="100"/>
+              <w:left w:type="dxa" w:w="120"/>
+              <w:bottom w:type="dxa" w:w="100"/>
+              <w:right w:type="dxa" w:w="120"/>
+            </w:tcMar>
+          </w:tcPr>
+          <w:p>
+            <w:pPr>
+              <w:spacing w:after="0"/>
+            </w:pPr>
+            <w:r>
+              <w:rPr>
+                <w:rFonts w:ascii="Calibri" w:cs="Calibri" w:eastAsia="Calibri" w:hAnsi="Calibri"/>
+                <w:sz w:val="19"/>
+                <w:szCs w:val="19"/>
+              </w:rPr>
+              <w:t xml:space="preserve">Planned (owner, 30 Oct 2026); price and billing with the Financial module</w:t>
+            </w:r>
+          </w:p>
+        </w:tc>
+      </w:tr>
+    </w:tbl>
+    <w:p>
+      <w:pPr>
+        <w:spacing w:after="240"/>
+      </w:pPr>
+    </w:p>
+    <w:p>
+      <w:pPr>
+        <w:pStyle w:val="Heading3"/>
+        <w:spacing w:before="320" w:after="160"/>
+      </w:pPr>
+      <w:r>
+        <w:t xml:space="preserve">Coming Phases</w:t>
+      </w:r>
+    </w:p>
+    <w:tbl>
+      <w:tblPr>
+        <w:tblW w:type="dxa" w:w="9360"/>
+        <w:tblBorders>
+          <w:top w:val="single" w:color="auto" w:sz="4"/>
+          <w:left w:val="single" w:color="auto" w:sz="4"/>
+          <w:bottom w:val="single" w:color="auto" w:sz="4"/>
+          <w:right w:val="single" w:color="auto" w:sz="4"/>
+          <w:insideH w:val="single" w:color="auto" w:sz="4"/>
+          <w:insideV w:val="single" w:color="auto" w:sz="4"/>
+        </w:tblBorders>
+      </w:tblPr>
+      <w:tblGrid>
+        <w:gridCol w:w="3120"/>
+        <w:gridCol w:w="3120"/>
+        <w:gridCol w:w="3120"/>
+      </w:tblGrid>
+      <w:tr>
+        <w:trPr>
+          <w:tblHeader/>
+        </w:trPr>
+        <w:tc>
+          <w:tcPr>
+            <w:tcW w:type="dxa" w:w="3120"/>
+            <w:shd w:fill="2C3E50" w:val="clear"/>
+            <w:tcMar>
+              <w:top w:type="dxa" w:w="100"/>
+              <w:left w:type="dxa" w:w="120"/>
+              <w:bottom w:type="dxa" w:w="100"/>
+              <w:right w:type="dxa" w:w="120"/>
+            </w:tcMar>
+          </w:tcPr>
+          <w:p>
+            <w:pPr>
+              <w:spacing w:after="0"/>
+            </w:pPr>
+            <w:r>
+              <w:rPr>
+                <w:rFonts w:ascii="Calibri" w:cs="Calibri" w:eastAsia="Calibri" w:hAnsi="Calibri"/>
+                <w:b/>
+                <w:bCs/>
+                <w:color w:val="FFFFFF"/>
+                <w:sz w:val="20"/>
+                <w:szCs w:val="20"/>
+              </w:rPr>
+              <w:t xml:space="preserve">ID</w:t>
+            </w:r>
+          </w:p>
+        </w:tc>
+        <w:tc>
+          <w:tcPr>
+            <w:tcW w:type="dxa" w:w="3120"/>
+            <w:shd w:fill="2C3E50" w:val="clear"/>
+            <w:tcMar>
+              <w:top w:type="dxa" w:w="100"/>
+              <w:left w:type="dxa" w:w="120"/>
+              <w:bottom w:type="dxa" w:w="100"/>
+              <w:right w:type="dxa" w:w="120"/>
+            </w:tcMar>
+          </w:tcPr>
+          <w:p>
+            <w:pPr>
+              <w:spacing w:after="0"/>
+            </w:pPr>
+            <w:r>
+              <w:rPr>
+                <w:rFonts w:ascii="Calibri" w:cs="Calibri" w:eastAsia="Calibri" w:hAnsi="Calibri"/>
+                <w:b/>
+                <w:bCs/>
+                <w:color w:val="FFFFFF"/>
+                <w:sz w:val="20"/>
+                <w:szCs w:val="20"/>
+              </w:rPr>
+              <w:t xml:space="preserve">Requirement</w:t>
+            </w:r>
+          </w:p>
+        </w:tc>
+        <w:tc>
+          <w:tcPr>
+            <w:tcW w:type="dxa" w:w="3120"/>
+            <w:shd w:fill="2C3E50" w:val="clear"/>
+            <w:tcMar>
+              <w:top w:type="dxa" w:w="100"/>
+              <w:left w:type="dxa" w:w="120"/>
+              <w:bottom w:type="dxa" w:w="100"/>
+              <w:right w:type="dxa" w:w="120"/>
+            </w:tcMar>
+          </w:tcPr>
+          <w:p>
+            <w:pPr>
+              <w:spacing w:after="0"/>
+            </w:pPr>
+            <w:r>
+              <w:rPr>
+                <w:rFonts w:ascii="Calibri" w:cs="Calibri" w:eastAsia="Calibri" w:hAnsi="Calibri"/>
+                <w:b/>
+                <w:bCs/>
+                <w:color w:val="FFFFFF"/>
+                <w:sz w:val="20"/>
+                <w:szCs w:val="20"/>
+              </w:rPr>
+              <w:t xml:space="preserve">Status</w:t>
+            </w:r>
+          </w:p>
+        </w:tc>
+      </w:tr>
+      <w:tr>
+        <w:tc>
+          <w:tcPr>
+            <w:tcW w:type="dxa" w:w="3120"/>
+            <w:shd w:fill="FFFFFF" w:val="clear"/>
+            <w:tcMar>
+              <w:top w:type="dxa" w:w="100"/>
+              <w:left w:type="dxa" w:w="120"/>
+              <w:bottom w:type="dxa" w:w="100"/>
+              <w:right w:type="dxa" w:w="120"/>
+            </w:tcMar>
+          </w:tcPr>
+          <w:p>
+            <w:pPr>
+              <w:spacing w:after="0"/>
+            </w:pPr>
+            <w:r>
+              <w:rPr>
+                <w:rFonts w:ascii="Calibri" w:cs="Calibri" w:eastAsia="Calibri" w:hAnsi="Calibri"/>
+                <w:sz w:val="19"/>
+                <w:szCs w:val="19"/>
+              </w:rPr>
               <w:t xml:space="preserve">AI-24</w:t>
             </w:r>
           </w:p>
@@ -33030,6 +34324,38 @@
           <w:rFonts w:ascii="Calibri" w:cs="Calibri" w:eastAsia="Calibri" w:hAnsi="Calibri"/>
         </w:rPr>
         <w:t xml:space="preserve">National's Telegram delivery on staging is off until the bot token is pasted on the staging settings page (a token encrypted on one server can't be read on another).</w:t>
+      </w:r>
+    </w:p>
+    <w:p>
+      <w:pPr>
+        <w:pStyle w:val="ListParagraph"/>
+        <w:numPr>
+          <w:ilvl w:val="0"/>
+          <w:numId w:val="3"/>
+        </w:numPr>
+        <w:spacing w:after="100"/>
+      </w:pPr>
+      <w:r>
+        <w:rPr>
+          <w:rFonts w:ascii="Calibri" w:cs="Calibri" w:eastAsia="Calibri" w:hAnsi="Calibri"/>
+        </w:rPr>
+        <w:t xml:space="preserve">Member reports send one email per member per day: size the Brevo plan to the number switched on (the free plan is 300 a day).</w:t>
+      </w:r>
+    </w:p>
+    <w:p>
+      <w:pPr>
+        <w:pStyle w:val="ListParagraph"/>
+        <w:numPr>
+          <w:ilvl w:val="0"/>
+          <w:numId w:val="3"/>
+        </w:numPr>
+        <w:spacing w:after="100"/>
+      </w:pPr>
+      <w:r>
+        <w:rPr>
+          <w:rFonts w:ascii="Calibri" w:cs="Calibri" w:eastAsia="Calibri" w:hAnsi="Calibri"/>
+        </w:rPr>
+        <w:t xml:space="preserve">The organization's Telegram bot for members is the bot on National's report; give it the organization's name before members link to it.</w:t>
       </w:r>
     </w:p>
     <w:p>
@@ -33414,6 +34740,110 @@
                 <w:szCs w:val="19"/>
               </w:rPr>
               <w:t xml:space="preserve">Sports section from ESPN's free scoreboards.</w:t>
+            </w:r>
+          </w:p>
+        </w:tc>
+      </w:tr>
+      <w:tr>
+        <w:tc>
+          <w:tcPr>
+            <w:tcW w:type="dxa" w:w="4680"/>
+            <w:shd w:fill="F7F9FA" w:val="clear"/>
+            <w:tcMar>
+              <w:top w:type="dxa" w:w="100"/>
+              <w:left w:type="dxa" w:w="120"/>
+              <w:bottom w:type="dxa" w:w="100"/>
+              <w:right w:type="dxa" w:w="120"/>
+            </w:tcMar>
+          </w:tcPr>
+          <w:p>
+            <w:pPr>
+              <w:spacing w:after="0"/>
+            </w:pPr>
+            <w:r>
+              <w:rPr>
+                <w:rFonts w:ascii="Calibri" w:cs="Calibri" w:eastAsia="Calibri" w:hAnsi="Calibri"/>
+                <w:sz w:val="19"/>
+                <w:szCs w:val="19"/>
+              </w:rPr>
+              <w:t xml:space="preserve">30 Oct 2026</w:t>
+            </w:r>
+          </w:p>
+        </w:tc>
+        <w:tc>
+          <w:tcPr>
+            <w:tcW w:type="dxa" w:w="4680"/>
+            <w:shd w:fill="F7F9FA" w:val="clear"/>
+            <w:tcMar>
+              <w:top w:type="dxa" w:w="100"/>
+              <w:left w:type="dxa" w:w="120"/>
+              <w:bottom w:type="dxa" w:w="100"/>
+              <w:right w:type="dxa" w:w="120"/>
+            </w:tcMar>
+          </w:tcPr>
+          <w:p>
+            <w:pPr>
+              <w:spacing w:after="0"/>
+            </w:pPr>
+            <w:r>
+              <w:rPr>
+                <w:rFonts w:ascii="Calibri" w:cs="Calibri" w:eastAsia="Calibri" w:hAnsi="Calibri"/>
+                <w:sz w:val="19"/>
+                <w:szCs w:val="19"/>
+              </w:rPr>
+              <w:t xml:space="preserve">Bulletins from National and chapters, at the top of every report (AI-28, AI-29).</w:t>
+            </w:r>
+          </w:p>
+        </w:tc>
+      </w:tr>
+      <w:tr>
+        <w:tc>
+          <w:tcPr>
+            <w:tcW w:type="dxa" w:w="4680"/>
+            <w:shd w:fill="FFFFFF" w:val="clear"/>
+            <w:tcMar>
+              <w:top w:type="dxa" w:w="100"/>
+              <w:left w:type="dxa" w:w="120"/>
+              <w:bottom w:type="dxa" w:w="100"/>
+              <w:right w:type="dxa" w:w="120"/>
+            </w:tcMar>
+          </w:tcPr>
+          <w:p>
+            <w:pPr>
+              <w:spacing w:after="0"/>
+            </w:pPr>
+            <w:r>
+              <w:rPr>
+                <w:rFonts w:ascii="Calibri" w:cs="Calibri" w:eastAsia="Calibri" w:hAnsi="Calibri"/>
+                <w:sz w:val="19"/>
+                <w:szCs w:val="19"/>
+              </w:rPr>
+              <w:t xml:space="preserve">30 Oct 2026</w:t>
+            </w:r>
+          </w:p>
+        </w:tc>
+        <w:tc>
+          <w:tcPr>
+            <w:tcW w:type="dxa" w:w="4680"/>
+            <w:shd w:fill="FFFFFF" w:val="clear"/>
+            <w:tcMar>
+              <w:top w:type="dxa" w:w="100"/>
+              <w:left w:type="dxa" w:w="120"/>
+              <w:bottom w:type="dxa" w:w="100"/>
+              <w:right w:type="dxa" w:w="120"/>
+            </w:tcMar>
+          </w:tcPr>
+          <w:p>
+            <w:pPr>
+              <w:spacing w:after="0"/>
+            </w:pPr>
+            <w:r>
+              <w:rPr>
+                <w:rFonts w:ascii="Calibri" w:cs="Calibri" w:eastAsia="Calibri" w:hAnsi="Calibri"/>
+                <w:sz w:val="19"/>
+                <w:szCs w:val="19"/>
+              </w:rPr>
+              <w:t xml:space="preserve">Members' own reports: plain facts, email plus Telegram, Current members only, no YouTube; YouTube and calendars become paid extras (AI-31 to AI-39).</w:t>
             </w:r>
           </w:p>
         </w:tc>
@@ -52374,6 +53804,246 @@
           <w:rFonts w:ascii="Calibri" w:cs="Calibri" w:eastAsia="Calibri" w:hAnsi="Calibri"/>
         </w:rPr>
         <w:t xml:space="preserve">☐ Add an Anthropic API key (Haiku is cheapest) on staging's AI Connections so reports are AI-written.</w:t>
+      </w:r>
+    </w:p>
+    <w:p>
+      <w:pPr>
+        <w:pStyle w:val="ListParagraph"/>
+        <w:numPr>
+          <w:ilvl w:val="0"/>
+          <w:numId w:val="3"/>
+        </w:numPr>
+        <w:spacing w:after="100"/>
+      </w:pPr>
+      <w:r>
+        <w:rPr>
+          <w:rFonts w:ascii="Calibri" w:cs="Calibri" w:eastAsia="Calibri" w:hAnsi="Calibri"/>
+        </w:rPr>
+        <w:t xml:space="preserve">☑ </w:t>
+      </w:r>
+      <w:r>
+        <w:rPr>
+          <w:rFonts w:ascii="Calibri" w:cs="Calibri" w:eastAsia="Calibri" w:hAnsi="Calibri"/>
+          <w:b/>
+          <w:bCs/>
+        </w:rPr>
+        <w:t xml:space="preserve">Bulletins</w:t>
+      </w:r>
+      <w:r>
+        <w:rPr>
+          <w:rFonts w:ascii="Calibri" w:cs="Calibri" w:eastAsia="Calibri" w:hAnsi="Calibri"/>
+        </w:rPr>
+        <w:t xml:space="preserve"> (owner, 2026-10-30): National and chapter bulletins printed word for word at the top of Coffee Reports (</w:t>
+      </w:r>
+      <w:r>
+        <w:rPr>
+          <w:rFonts w:ascii="Consolas" w:cs="Consolas" w:eastAsia="Consolas" w:hAnsi="Consolas"/>
+          <w:color w:val="B02020"/>
+          <w:sz w:val="20"/>
+          <w:szCs w:val="20"/>
+        </w:rPr>
+        <w:t xml:space="preserve">coffee_bulletins</w:t>
+      </w:r>
+      <w:r>
+        <w:rPr>
+          <w:rFonts w:ascii="Calibri" w:cs="Calibri" w:eastAsia="Calibri" w:hAnsi="Calibri"/>
+        </w:rPr>
+        <w:t xml:space="preserve">, </w:t>
+      </w:r>
+      <w:r>
+        <w:rPr>
+          <w:rFonts w:ascii="Consolas" w:cs="Consolas" w:eastAsia="Consolas" w:hAnsi="Consolas"/>
+          <w:color w:val="B02020"/>
+          <w:sz w:val="20"/>
+          <w:szCs w:val="20"/>
+        </w:rPr>
+        <w:t xml:space="preserve">ai/coffeebulletins</w:t>
+      </w:r>
+      <w:r>
+        <w:rPr>
+          <w:rFonts w:ascii="Calibri" w:cs="Calibri" w:eastAsia="Calibri" w:hAnsi="Calibri"/>
+        </w:rPr>
+        <w:t xml:space="preserve">). Mac only until deployed.</w:t>
+      </w:r>
+    </w:p>
+    <w:p>
+      <w:pPr>
+        <w:pStyle w:val="ListParagraph"/>
+        <w:numPr>
+          <w:ilvl w:val="0"/>
+          <w:numId w:val="3"/>
+        </w:numPr>
+        <w:spacing w:after="100"/>
+      </w:pPr>
+      <w:r>
+        <w:rPr>
+          <w:rFonts w:ascii="Calibri" w:cs="Calibri" w:eastAsia="Calibri" w:hAnsi="Calibri"/>
+        </w:rPr>
+        <w:t xml:space="preserve">☑ </w:t>
+      </w:r>
+      <w:r>
+        <w:rPr>
+          <w:rFonts w:ascii="Calibri" w:cs="Calibri" w:eastAsia="Calibri" w:hAnsi="Calibri"/>
+          <w:b/>
+          <w:bCs/>
+        </w:rPr>
+        <w:t xml:space="preserve">Member Coffee Reports</w:t>
+      </w:r>
+      <w:r>
+        <w:rPr>
+          <w:rFonts w:ascii="Calibri" w:cs="Calibri" w:eastAsia="Calibri" w:hAnsi="Calibri"/>
+        </w:rPr>
+        <w:t xml:space="preserve"> (owner, 2026-10-30): My Coffee Report for Current members (</w:t>
+      </w:r>
+      <w:r>
+        <w:rPr>
+          <w:rFonts w:ascii="Consolas" w:cs="Consolas" w:eastAsia="Consolas" w:hAnsi="Consolas"/>
+          <w:color w:val="B02020"/>
+          <w:sz w:val="20"/>
+          <w:szCs w:val="20"/>
+        </w:rPr>
+        <w:t xml:space="preserve">coffee_member_reports</w:t>
+      </w:r>
+      <w:r>
+        <w:rPr>
+          <w:rFonts w:ascii="Calibri" w:cs="Calibri" w:eastAsia="Calibri" w:hAnsi="Calibri"/>
+        </w:rPr>
+        <w:t xml:space="preserve">, </w:t>
+      </w:r>
+      <w:r>
+        <w:rPr>
+          <w:rFonts w:ascii="Consolas" w:cs="Consolas" w:eastAsia="Consolas" w:hAnsi="Consolas"/>
+          <w:color w:val="B02020"/>
+          <w:sz w:val="20"/>
+          <w:szCs w:val="20"/>
+        </w:rPr>
+        <w:t xml:space="preserve">ai/mycoffee</w:t>
+      </w:r>
+      <w:r>
+        <w:rPr>
+          <w:rFonts w:ascii="Calibri" w:cs="Calibri" w:eastAsia="Calibri" w:hAnsi="Calibri"/>
+        </w:rPr>
+        <w:t xml:space="preserve">, </w:t>
+      </w:r>
+      <w:r>
+        <w:rPr>
+          <w:rFonts w:ascii="Consolas" w:cs="Consolas" w:eastAsia="Consolas" w:hAnsi="Consolas"/>
+          <w:color w:val="B02020"/>
+          <w:sz w:val="20"/>
+          <w:szCs w:val="20"/>
+        </w:rPr>
+        <w:t xml:space="preserve">COFFEE_MEMBER_REPORTS</w:t>
+      </w:r>
+      <w:r>
+        <w:rPr>
+          <w:rFonts w:ascii="Calibri" w:cs="Calibri" w:eastAsia="Calibri" w:hAnsi="Calibri"/>
+        </w:rPr>
+        <w:t xml:space="preserve"> setting): plain facts, email plus Telegram through National's bot, no Documents or YouTube; Membership = Current totals nationwide and in the chapter (more statistics to be decided). Migration </w:t>
+      </w:r>
+      <w:r>
+        <w:rPr>
+          <w:rFonts w:ascii="Consolas" w:cs="Consolas" w:eastAsia="Consolas" w:hAnsi="Consolas"/>
+          <w:color w:val="B02020"/>
+          <w:sz w:val="20"/>
+          <w:szCs w:val="20"/>
+        </w:rPr>
+        <w:t xml:space="preserve">2026-10-30-coffee-bulletins-member-reports.sql</w:t>
+      </w:r>
+      <w:r>
+        <w:rPr>
+          <w:rFonts w:ascii="Calibri" w:cs="Calibri" w:eastAsia="Calibri" w:hAnsi="Calibri"/>
+        </w:rPr>
+        <w:t xml:space="preserve"> (run on the Mac). Mac only until deployed.</w:t>
+      </w:r>
+    </w:p>
+    <w:p>
+      <w:pPr>
+        <w:pStyle w:val="ListParagraph"/>
+        <w:numPr>
+          <w:ilvl w:val="0"/>
+          <w:numId w:val="3"/>
+        </w:numPr>
+        <w:spacing w:after="100"/>
+      </w:pPr>
+      <w:r>
+        <w:rPr>
+          <w:rFonts w:ascii="Calibri" w:cs="Calibri" w:eastAsia="Calibri" w:hAnsi="Calibri"/>
+        </w:rPr>
+        <w:t xml:space="preserve">☐ Member Coffee Report statistics: decide what else goes in a member's Membership section (owner: TBD).</w:t>
+      </w:r>
+    </w:p>
+    <w:p>
+      <w:pPr>
+        <w:pStyle w:val="ListParagraph"/>
+        <w:numPr>
+          <w:ilvl w:val="0"/>
+          <w:numId w:val="3"/>
+        </w:numPr>
+        <w:spacing w:after="100"/>
+      </w:pPr>
+      <w:r>
+        <w:rPr>
+          <w:rFonts w:ascii="Calibri" w:cs="Calibri" w:eastAsia="Calibri" w:hAnsi="Calibri"/>
+        </w:rPr>
+        <w:t xml:space="preserve">☐ </w:t>
+      </w:r>
+      <w:r>
+        <w:rPr>
+          <w:rFonts w:ascii="Calibri" w:cs="Calibri" w:eastAsia="Calibri" w:hAnsi="Calibri"/>
+          <w:b/>
+          <w:bCs/>
+        </w:rPr>
+        <w:t xml:space="preserve">Paid member extras</w:t>
+      </w:r>
+      <w:r>
+        <w:rPr>
+          <w:rFonts w:ascii="Calibri" w:cs="Calibri" w:eastAsia="Calibri" w:hAnsi="Calibri"/>
+        </w:rPr>
+        <w:t xml:space="preserve"> (owner, 2026-10-30): </w:t>
+      </w:r>
+      <w:r>
+        <w:rPr>
+          <w:rFonts w:ascii="Calibri" w:cs="Calibri" w:eastAsia="Calibri" w:hAnsi="Calibri"/>
+          <w:b/>
+          <w:bCs/>
+        </w:rPr>
+        <w:t xml:space="preserve">YouTube channels</w:t>
+      </w:r>
+      <w:r>
+        <w:rPr>
+          <w:rFonts w:ascii="Calibri" w:cs="Calibri" w:eastAsia="Calibri" w:hAnsi="Calibri"/>
+        </w:rPr>
+        <w:t xml:space="preserve"> and </w:t>
+      </w:r>
+      <w:r>
+        <w:rPr>
+          <w:rFonts w:ascii="Calibri" w:cs="Calibri" w:eastAsia="Calibri" w:hAnsi="Calibri"/>
+          <w:b/>
+          <w:bCs/>
+        </w:rPr>
+        <w:t xml:space="preserve">personal calendars</w:t>
+      </w:r>
+      <w:r>
+        <w:rPr>
+          <w:rFonts w:ascii="Calibri" w:cs="Calibri" w:eastAsia="Calibri" w:hAnsi="Calibri"/>
+        </w:rPr>
+        <w:t xml:space="preserve"> (Google / Outlook) in a member's own Coffee Report, as enhancements a member pays for. Needs the Financial module (pricing, payment, entitlement per member).</w:t>
+      </w:r>
+    </w:p>
+    <w:p>
+      <w:pPr>
+        <w:pStyle w:val="ListParagraph"/>
+        <w:numPr>
+          <w:ilvl w:val="0"/>
+          <w:numId w:val="3"/>
+        </w:numPr>
+        <w:spacing w:after="100"/>
+      </w:pPr>
+      <w:r>
+        <w:rPr>
+          <w:rFonts w:ascii="Calibri" w:cs="Calibri" w:eastAsia="Calibri" w:hAnsi="Calibri"/>
+        </w:rPr>
+        <w:t xml:space="preserve">☐ Before offering member reports widely: give National's Telegram bot BPA's name (members link to it), and size the Brevo plan (one email per member per day; free plan 300/day).</w:t>
       </w:r>
     </w:p>
     <w:p>
